--- a/files/LOMS_Newcomer_Guide_EN.docx
+++ b/files/LOMS_Newcomer_Guide_EN.docx
@@ -7770,7 +7770,7 @@
           <w:rFonts w:ascii="Calibri" w:hAnsi="Calibri" w:cs="Calibri" w:eastAsia="Microsoft YaHei"/>
           <w:b w:val="0"/>
         </w:rPr>
-        <w:t>Group meetings are held every Friday at 16:00 in Room 471 of the Main Building, with a simultaneous online session. The presentation rotation schedule is in the internal documents.</w:t>
+        <w:t>Please contact the PI for the time, venue and format of group meetings. The presentation rotation schedule is in the internal documents.</w:t>
       </w:r>
     </w:p>
     <w:p>
@@ -7890,7 +7890,7 @@
           <w:rFonts w:ascii="Calibri" w:hAnsi="Calibri" w:cs="Calibri" w:eastAsia="Microsoft YaHei"/>
           <w:b w:val="0"/>
         </w:rPr>
-        <w:t>For leave, contact the PI; for conference and travel reimbursement procedures, contact Zhang Meng.</w:t>
+        <w:t>For leave and for conference and travel reimbursement procedures, please contact the PI.</w:t>
       </w:r>
     </w:p>
     <w:p>
